--- a/Files/01 - Bereshis/10 - Vayigash/5784/Vayigash 5784.docx
+++ b/Files/01 - Bereshis/10 - Vayigash/5784/Vayigash 5784.docx
@@ -1108,7 +1108,7 @@
         <w:rPr>
           <w:rFonts w:ascii="Times New Roman" w:hAnsi="Times New Roman" w:cs="Times New Roman"/>
         </w:rPr>
-        <w:t xml:space="preserve"> in</w:t>
+        <w:t xml:space="preserve"> in </w:t>
       </w:r>
       <w:r>
         <w:rPr>

--- a/Files/01 - Bereshis/10 - Vayigash/5784/Vayigash 5784.docx
+++ b/Files/01 - Bereshis/10 - Vayigash/5784/Vayigash 5784.docx
@@ -1108,7 +1108,7 @@
         <w:rPr>
           <w:rFonts w:ascii="Times New Roman" w:hAnsi="Times New Roman" w:cs="Times New Roman"/>
         </w:rPr>
-        <w:t xml:space="preserve"> in </w:t>
+        <w:t xml:space="preserve"> in</w:t>
       </w:r>
       <w:r>
         <w:rPr>
@@ -1719,7 +1719,7 @@
           <w:rFonts w:ascii="Times New Roman" w:hAnsi="Times New Roman" w:cs="Times New Roman" w:hint="cs"/>
           <w:rtl/>
         </w:rPr>
-        <w:t>מצות</w:t>
+        <w:t>מצוות</w:t>
       </w:r>
       <w:r>
         <w:rPr>
@@ -1738,7 +1738,7 @@
           <w:rFonts w:ascii="Times New Roman" w:hAnsi="Times New Roman" w:cs="Times New Roman" w:hint="cs"/>
           <w:rtl/>
         </w:rPr>
-        <w:t>מצות</w:t>
+        <w:t>מצוות</w:t>
       </w:r>
       <w:r>
         <w:rPr>
